--- a/docs/instructions/Table_Risk_Categories.docx
+++ b/docs/instructions/Table_Risk_Categories.docx
@@ -24,6 +24,8 @@
           <w:lang w:val="en-US"/>
         </w:rPr>
       </w:pPr>
+      <w:bookmarkStart w:id="0" w:name="_GoBack"/>
+      <w:bookmarkEnd w:id="0"/>
       <w:r>
         <w:rPr>
           <w:lang w:val="en-US"/>
@@ -126,12 +128,12 @@
         <w:tblLook w:val="04A0" w:firstRow="1" w:lastRow="0" w:firstColumn="1" w:lastColumn="0" w:noHBand="0" w:noVBand="1"/>
       </w:tblPr>
       <w:tblGrid>
-        <w:gridCol w:w="607"/>
-        <w:gridCol w:w="3785"/>
+        <w:gridCol w:w="605"/>
+        <w:gridCol w:w="3384"/>
         <w:gridCol w:w="747"/>
-        <w:gridCol w:w="521"/>
-        <w:gridCol w:w="759"/>
-        <w:gridCol w:w="4127"/>
+        <w:gridCol w:w="708"/>
+        <w:gridCol w:w="724"/>
+        <w:gridCol w:w="4378"/>
       </w:tblGrid>
       <w:tr>
         <w:trPr>
@@ -140,7 +142,7 @@
         </w:trPr>
         <w:tc>
           <w:tcPr>
-            <w:tcW w:w="562" w:type="dxa"/>
+            <w:tcW w:w="560" w:type="dxa"/>
             <w:shd w:val="clear" w:color="auto" w:fill="FFFFFF"/>
             <w:vAlign w:val="center"/>
             <w:hideMark/>
@@ -191,7 +193,7 @@
         </w:tc>
         <w:tc>
           <w:tcPr>
-            <w:tcW w:w="3755" w:type="dxa"/>
+            <w:tcW w:w="3366" w:type="dxa"/>
             <w:shd w:val="clear" w:color="auto" w:fill="FFFFFF"/>
             <w:vAlign w:val="center"/>
             <w:hideMark/>
@@ -257,7 +259,7 @@
         </w:tc>
         <w:tc>
           <w:tcPr>
-            <w:tcW w:w="0" w:type="auto"/>
+            <w:tcW w:w="687" w:type="dxa"/>
             <w:shd w:val="clear" w:color="auto" w:fill="FFFFFF"/>
             <w:vAlign w:val="center"/>
             <w:hideMark/>
@@ -295,7 +297,7 @@
         </w:tc>
         <w:tc>
           <w:tcPr>
-            <w:tcW w:w="0" w:type="auto"/>
+            <w:tcW w:w="679" w:type="dxa"/>
             <w:shd w:val="clear" w:color="auto" w:fill="FFFFFF"/>
             <w:vAlign w:val="center"/>
             <w:hideMark/>
@@ -333,7 +335,7 @@
         </w:tc>
         <w:tc>
           <w:tcPr>
-            <w:tcW w:w="729" w:type="dxa"/>
+            <w:tcW w:w="695" w:type="dxa"/>
             <w:shd w:val="clear" w:color="auto" w:fill="FFFFFF"/>
             <w:vAlign w:val="center"/>
             <w:hideMark/>
@@ -399,7 +401,7 @@
         </w:tc>
         <w:tc>
           <w:tcPr>
-            <w:tcW w:w="4082" w:type="dxa"/>
+            <w:tcW w:w="4349" w:type="dxa"/>
             <w:shd w:val="clear" w:color="auto" w:fill="FFFFFF"/>
             <w:vAlign w:val="center"/>
             <w:hideMark/>
@@ -526,7 +528,7 @@
         </w:trPr>
         <w:tc>
           <w:tcPr>
-            <w:tcW w:w="562" w:type="dxa"/>
+            <w:tcW w:w="560" w:type="dxa"/>
             <w:shd w:val="clear" w:color="auto" w:fill="FFFFFF"/>
             <w:vAlign w:val="center"/>
             <w:hideMark/>
@@ -558,7 +560,7 @@
         </w:tc>
         <w:tc>
           <w:tcPr>
-            <w:tcW w:w="3755" w:type="dxa"/>
+            <w:tcW w:w="3366" w:type="dxa"/>
             <w:shd w:val="clear" w:color="auto" w:fill="FFFFFF"/>
             <w:vAlign w:val="center"/>
             <w:hideMark/>
@@ -601,7 +603,7 @@
         </w:tc>
         <w:tc>
           <w:tcPr>
-            <w:tcW w:w="0" w:type="auto"/>
+            <w:tcW w:w="687" w:type="dxa"/>
             <w:shd w:val="clear" w:color="auto" w:fill="FFFFFF"/>
             <w:vAlign w:val="center"/>
             <w:hideMark/>
@@ -635,7 +637,7 @@
         </w:tc>
         <w:tc>
           <w:tcPr>
-            <w:tcW w:w="0" w:type="auto"/>
+            <w:tcW w:w="679" w:type="dxa"/>
             <w:shd w:val="clear" w:color="auto" w:fill="FFFFFF"/>
             <w:vAlign w:val="center"/>
             <w:hideMark/>
@@ -669,7 +671,7 @@
         </w:tc>
         <w:tc>
           <w:tcPr>
-            <w:tcW w:w="729" w:type="dxa"/>
+            <w:tcW w:w="695" w:type="dxa"/>
             <w:shd w:val="clear" w:color="auto" w:fill="FFFFFF"/>
             <w:vAlign w:val="center"/>
             <w:hideMark/>
@@ -704,7 +706,7 @@
         </w:tc>
         <w:tc>
           <w:tcPr>
-            <w:tcW w:w="4082" w:type="dxa"/>
+            <w:tcW w:w="4349" w:type="dxa"/>
             <w:shd w:val="clear" w:color="auto" w:fill="FFFFFF"/>
             <w:vAlign w:val="center"/>
             <w:hideMark/>
@@ -752,7 +754,7 @@
         </w:trPr>
         <w:tc>
           <w:tcPr>
-            <w:tcW w:w="562" w:type="dxa"/>
+            <w:tcW w:w="560" w:type="dxa"/>
             <w:shd w:val="clear" w:color="auto" w:fill="FFFFFF"/>
             <w:vAlign w:val="center"/>
             <w:hideMark/>
@@ -784,7 +786,7 @@
         </w:tc>
         <w:tc>
           <w:tcPr>
-            <w:tcW w:w="3755" w:type="dxa"/>
+            <w:tcW w:w="3366" w:type="dxa"/>
             <w:shd w:val="clear" w:color="auto" w:fill="FFFFFF"/>
             <w:vAlign w:val="center"/>
             <w:hideMark/>
@@ -827,7 +829,7 @@
         </w:tc>
         <w:tc>
           <w:tcPr>
-            <w:tcW w:w="0" w:type="auto"/>
+            <w:tcW w:w="687" w:type="dxa"/>
             <w:shd w:val="clear" w:color="auto" w:fill="FFFFFF"/>
             <w:vAlign w:val="center"/>
             <w:hideMark/>
@@ -885,7 +887,7 @@
         </w:tc>
         <w:tc>
           <w:tcPr>
-            <w:tcW w:w="0" w:type="auto"/>
+            <w:tcW w:w="679" w:type="dxa"/>
             <w:shd w:val="clear" w:color="auto" w:fill="FFFFFF"/>
             <w:vAlign w:val="center"/>
             <w:hideMark/>
@@ -919,7 +921,7 @@
         </w:tc>
         <w:tc>
           <w:tcPr>
-            <w:tcW w:w="729" w:type="dxa"/>
+            <w:tcW w:w="695" w:type="dxa"/>
             <w:shd w:val="clear" w:color="auto" w:fill="FFFFFF"/>
             <w:vAlign w:val="center"/>
             <w:hideMark/>
@@ -954,7 +956,7 @@
         </w:tc>
         <w:tc>
           <w:tcPr>
-            <w:tcW w:w="4082" w:type="dxa"/>
+            <w:tcW w:w="4349" w:type="dxa"/>
             <w:shd w:val="clear" w:color="auto" w:fill="FFFFFF"/>
             <w:vAlign w:val="center"/>
             <w:hideMark/>
@@ -1002,7 +1004,7 @@
         </w:trPr>
         <w:tc>
           <w:tcPr>
-            <w:tcW w:w="562" w:type="dxa"/>
+            <w:tcW w:w="560" w:type="dxa"/>
             <w:shd w:val="clear" w:color="auto" w:fill="FFFFFF"/>
             <w:vAlign w:val="center"/>
             <w:hideMark/>
@@ -1034,7 +1036,7 @@
         </w:tc>
         <w:tc>
           <w:tcPr>
-            <w:tcW w:w="3755" w:type="dxa"/>
+            <w:tcW w:w="3366" w:type="dxa"/>
             <w:shd w:val="clear" w:color="auto" w:fill="FFFFFF"/>
             <w:vAlign w:val="center"/>
             <w:hideMark/>
@@ -1077,7 +1079,7 @@
         </w:tc>
         <w:tc>
           <w:tcPr>
-            <w:tcW w:w="0" w:type="auto"/>
+            <w:tcW w:w="687" w:type="dxa"/>
             <w:shd w:val="clear" w:color="auto" w:fill="FFFFFF"/>
             <w:vAlign w:val="center"/>
             <w:hideMark/>
@@ -1111,7 +1113,7 @@
         </w:tc>
         <w:tc>
           <w:tcPr>
-            <w:tcW w:w="0" w:type="auto"/>
+            <w:tcW w:w="679" w:type="dxa"/>
             <w:shd w:val="clear" w:color="auto" w:fill="FFFFFF"/>
             <w:vAlign w:val="center"/>
             <w:hideMark/>
@@ -1145,7 +1147,7 @@
         </w:tc>
         <w:tc>
           <w:tcPr>
-            <w:tcW w:w="729" w:type="dxa"/>
+            <w:tcW w:w="695" w:type="dxa"/>
             <w:shd w:val="clear" w:color="auto" w:fill="FFFFFF"/>
             <w:vAlign w:val="center"/>
             <w:hideMark/>
@@ -1180,7 +1182,7 @@
         </w:tc>
         <w:tc>
           <w:tcPr>
-            <w:tcW w:w="4082" w:type="dxa"/>
+            <w:tcW w:w="4349" w:type="dxa"/>
             <w:shd w:val="clear" w:color="auto" w:fill="FFFFFF"/>
             <w:vAlign w:val="center"/>
             <w:hideMark/>
@@ -1471,7 +1473,7 @@
         </w:trPr>
         <w:tc>
           <w:tcPr>
-            <w:tcW w:w="562" w:type="dxa"/>
+            <w:tcW w:w="560" w:type="dxa"/>
             <w:shd w:val="clear" w:color="auto" w:fill="FFFFFF"/>
             <w:vAlign w:val="center"/>
             <w:hideMark/>
@@ -1503,7 +1505,7 @@
         </w:tc>
         <w:tc>
           <w:tcPr>
-            <w:tcW w:w="3755" w:type="dxa"/>
+            <w:tcW w:w="3366" w:type="dxa"/>
             <w:shd w:val="clear" w:color="auto" w:fill="FFFFFF"/>
             <w:vAlign w:val="center"/>
             <w:hideMark/>
@@ -1546,7 +1548,7 @@
         </w:tc>
         <w:tc>
           <w:tcPr>
-            <w:tcW w:w="0" w:type="auto"/>
+            <w:tcW w:w="687" w:type="dxa"/>
             <w:shd w:val="clear" w:color="auto" w:fill="FFFFFF"/>
             <w:vAlign w:val="center"/>
             <w:hideMark/>
@@ -1580,7 +1582,7 @@
         </w:tc>
         <w:tc>
           <w:tcPr>
-            <w:tcW w:w="0" w:type="auto"/>
+            <w:tcW w:w="679" w:type="dxa"/>
             <w:shd w:val="clear" w:color="auto" w:fill="FFFFFF"/>
             <w:vAlign w:val="center"/>
             <w:hideMark/>
@@ -1614,7 +1616,7 @@
         </w:tc>
         <w:tc>
           <w:tcPr>
-            <w:tcW w:w="729" w:type="dxa"/>
+            <w:tcW w:w="695" w:type="dxa"/>
             <w:shd w:val="clear" w:color="auto" w:fill="FFFFFF"/>
             <w:vAlign w:val="center"/>
             <w:hideMark/>
@@ -1649,7 +1651,7 @@
         </w:tc>
         <w:tc>
           <w:tcPr>
-            <w:tcW w:w="4082" w:type="dxa"/>
+            <w:tcW w:w="4349" w:type="dxa"/>
             <w:shd w:val="clear" w:color="auto" w:fill="FFFFFF"/>
             <w:vAlign w:val="center"/>
             <w:hideMark/>
@@ -9045,8 +9047,6 @@
         </w:rPr>
         <w:t xml:space="preserve">7. </w:t>
       </w:r>
-      <w:bookmarkStart w:id="0" w:name="_GoBack"/>
-      <w:bookmarkEnd w:id="0"/>
       <w:r>
         <w:rPr>
           <w:lang w:val="en-US"/>
@@ -9166,6 +9166,7 @@
         <w:docPartUnique/>
       </w:docPartObj>
     </w:sdtPr>
+    <w:sdtEndPr/>
     <w:sdtContent>
       <w:p>
         <w:pPr>
@@ -9185,7 +9186,7 @@
           <w:rPr>
             <w:noProof/>
           </w:rPr>
-          <w:t>2</w:t>
+          <w:t>1</w:t>
         </w:r>
         <w:r>
           <w:fldChar w:fldCharType="end"/>
